--- a/DWÓJKA_Grupa.docx
+++ b/DWÓJKA_Grupa.docx
@@ -1009,7 +1009,7 @@
           <w:top w:val="single" w:sz="6" w:space="0" w:color="auto"/>
           <w:left w:val="single" w:sz="6" w:space="0" w:color="auto"/>
           <w:bottom w:val="single" w:sz="6" w:space="0" w:color="auto"/>
-          <w:right w:val="single" w:sz="6" w:space="0" w:color="auto"/>
+          <w:right w:val="single" w:sz="12" w:space="0" w:color="auto"/>
         </w:tblBorders>
         <w:tblLook w:val="04A0" w:firstRow="1" w:lastRow="0" w:firstColumn="1" w:lastColumn="0" w:noHBand="0" w:noVBand="1"/>
       </w:tblPr>

--- a/DWÓJKA_Grupa.docx
+++ b/DWÓJKA_Grupa.docx
@@ -1440,7 +1440,7 @@
               <w:top w:val="single" w:sz="6" w:space="0" w:color="auto"/>
               <w:left w:val="nil"/>
               <w:bottom w:val="single" w:sz="12" w:space="0" w:color="000000" w:themeColor="text1"/>
-              <w:right w:val="single" w:sz="6" w:space="0" w:color="auto"/>
+              <w:right w:val="single" w:sz="12" w:space="0" w:color="auto"/>
             </w:tcBorders>
             <w:shd w:val="clear" w:color="auto" w:fill="FFFFFF" w:themeFill="background1"/>
             <w:tcMar>
